--- a/4.质量管理/2.运行记录类文件/TXHS-04-12-2025年度运维服务质量管理内审检查表.docx
+++ b/4.质量管理/2.运行记录类文件/TXHS-04-12-2025年度运维服务质量管理内审检查表.docx
@@ -1354,7 +1354,7 @@
                 <w:vertAlign w:val="baseline"/>
                 <w:lang w:val="en-US" w:eastAsia="zh-CN"/>
               </w:rPr>
-              <w:t>李伟</w:t>
+              <w:t>沈晓晖</w:t>
             </w:r>
           </w:p>
         </w:tc>
@@ -1397,7 +1397,7 @@
                 <w:vertAlign w:val="baseline"/>
                 <w:lang w:val="en-US" w:eastAsia="zh-CN"/>
               </w:rPr>
-              <w:t>陈凯</w:t>
+              <w:t>茅建根</w:t>
             </w:r>
           </w:p>
         </w:tc>
@@ -3002,7 +3002,7 @@
                 <w:spacing w:val="-1"/>
                 <w:lang w:eastAsia="zh-CN"/>
               </w:rPr>
-              <w:t>运维部经理:强宇涛</w:t>
+              <w:t>运维部经理:程方</w:t>
             </w:r>
           </w:p>
           <w:p>
@@ -3022,7 +3022,7 @@
                 <w:spacing w:val="-1"/>
                 <w:lang w:eastAsia="zh-CN"/>
               </w:rPr>
-              <w:t>质量管理部经理：李伟</w:t>
+              <w:t>质量管理部经理：沈晓晖</w:t>
             </w:r>
           </w:p>
           <w:p>
@@ -4648,7 +4648,7 @@
                 <w:spacing w:val="-1"/>
                 <w:lang w:eastAsia="zh-CN"/>
               </w:rPr>
-              <w:t>运维部经理:强宇涛</w:t>
+              <w:t>运维部经理:程方</w:t>
             </w:r>
           </w:p>
           <w:p>
@@ -4668,7 +4668,7 @@
                 <w:spacing w:val="-1"/>
                 <w:lang w:eastAsia="zh-CN"/>
               </w:rPr>
-              <w:t>质量管理部经理：李伟</w:t>
+              <w:t>质量管理部经理：沈晓晖</w:t>
             </w:r>
           </w:p>
           <w:p>
@@ -6015,7 +6015,7 @@
                 <w:spacing w:val="-1"/>
                 <w:lang w:eastAsia="zh-CN"/>
               </w:rPr>
-              <w:t>运维部经理:强宇涛</w:t>
+              <w:t>运维部经理:程方</w:t>
             </w:r>
           </w:p>
           <w:p>
@@ -6035,7 +6035,7 @@
                 <w:spacing w:val="-1"/>
                 <w:lang w:eastAsia="zh-CN"/>
               </w:rPr>
-              <w:t>质量管理部经理：李伟</w:t>
+              <w:t>质量管理部经理：沈晓晖</w:t>
             </w:r>
           </w:p>
           <w:p>
@@ -7420,7 +7420,7 @@
                 <w:spacing w:val="-1"/>
                 <w:lang w:eastAsia="zh-CN"/>
               </w:rPr>
-              <w:t>运维部经理:强宇涛</w:t>
+              <w:t>运维部经理:程方</w:t>
             </w:r>
           </w:p>
           <w:p>
@@ -7440,7 +7440,7 @@
                 <w:spacing w:val="-1"/>
                 <w:lang w:eastAsia="zh-CN"/>
               </w:rPr>
-              <w:t>质量管理部经理：李伟</w:t>
+              <w:t>质量管理部经理：沈晓晖</w:t>
             </w:r>
           </w:p>
           <w:p>
@@ -8964,7 +8964,7 @@
                 <w:spacing w:val="-1"/>
                 <w:lang w:eastAsia="zh-CN"/>
               </w:rPr>
-              <w:t>运维部经理:强宇涛</w:t>
+              <w:t>运维部经理:程方</w:t>
             </w:r>
           </w:p>
           <w:p>
@@ -8984,7 +8984,7 @@
                 <w:spacing w:val="-1"/>
                 <w:lang w:eastAsia="zh-CN"/>
               </w:rPr>
-              <w:t>质量管理部经理：李伟</w:t>
+              <w:t>质量管理部经理：沈晓晖</w:t>
             </w:r>
           </w:p>
           <w:p>
@@ -9739,7 +9739,7 @@
                 <w:spacing w:val="-1"/>
                 <w:lang w:eastAsia="zh-CN"/>
               </w:rPr>
-              <w:t>运维部经理:强宇涛</w:t>
+              <w:t>运维部经理:程方</w:t>
             </w:r>
           </w:p>
           <w:p>
@@ -9759,7 +9759,7 @@
                 <w:spacing w:val="-1"/>
                 <w:lang w:eastAsia="zh-CN"/>
               </w:rPr>
-              <w:t>质量管理部经理：李伟</w:t>
+              <w:t>质量管理部经理：沈晓晖</w:t>
             </w:r>
           </w:p>
           <w:p>
@@ -10625,7 +10625,7 @@
                 <w:spacing w:val="-1"/>
                 <w:lang w:eastAsia="zh-CN"/>
               </w:rPr>
-              <w:t>运维部经理:强宇涛</w:t>
+              <w:t>运维部经理:程方</w:t>
             </w:r>
           </w:p>
           <w:p>
@@ -10645,7 +10645,7 @@
                 <w:spacing w:val="-1"/>
                 <w:lang w:eastAsia="zh-CN"/>
               </w:rPr>
-              <w:t>质量管理部经理：李伟</w:t>
+              <w:t>质量管理部经理：沈晓晖</w:t>
             </w:r>
           </w:p>
           <w:p>
@@ -11636,7 +11636,7 @@
                 <w:spacing w:val="-1"/>
                 <w:lang w:eastAsia="zh-CN"/>
               </w:rPr>
-              <w:t>运维部经理:强宇涛</w:t>
+              <w:t>运维部经理:程方</w:t>
             </w:r>
           </w:p>
           <w:p>
@@ -11654,7 +11654,7 @@
                 <w:rFonts w:hint="eastAsia"/>
                 <w:lang w:eastAsia="zh-CN"/>
               </w:rPr>
-              <w:t>质量管理部经理：李伟</w:t>
+              <w:t>质量管理部经理：沈晓晖</w:t>
             </w:r>
           </w:p>
         </w:tc>
@@ -11854,7 +11854,7 @@
                 <w:vertAlign w:val="baseline"/>
                 <w:lang w:val="en-US" w:eastAsia="zh-CN"/>
               </w:rPr>
-              <w:t>金天宇</w:t>
+              <w:t>吴桀</w:t>
             </w:r>
           </w:p>
         </w:tc>
@@ -12217,7 +12217,7 @@
                 <w:spacing w:val="-1"/>
                 <w:lang w:eastAsia="zh-CN"/>
               </w:rPr>
-              <w:t>运维部经理:强宇涛</w:t>
+              <w:t>运维部经理:程方</w:t>
             </w:r>
           </w:p>
           <w:p>
@@ -12235,7 +12235,7 @@
                 <w:rFonts w:hint="eastAsia"/>
                 <w:lang w:eastAsia="zh-CN"/>
               </w:rPr>
-              <w:t>质量管理部经理：李伟</w:t>
+              <w:t>质量管理部经理：沈晓晖</w:t>
             </w:r>
           </w:p>
         </w:tc>
@@ -12345,7 +12345,7 @@
                 <w:vertAlign w:val="baseline"/>
                 <w:lang w:val="en-US" w:eastAsia="zh-CN"/>
               </w:rPr>
-              <w:t>金天宇</w:t>
+              <w:t>吴桀</w:t>
             </w:r>
           </w:p>
         </w:tc>
@@ -12971,7 +12971,7 @@
                 <w:spacing w:val="-1"/>
                 <w:lang w:eastAsia="zh-CN"/>
               </w:rPr>
-              <w:t>运维部经理:强宇涛</w:t>
+              <w:t>运维部经理:程方</w:t>
             </w:r>
           </w:p>
           <w:p>
@@ -12989,7 +12989,7 @@
                 <w:rFonts w:hint="eastAsia"/>
                 <w:lang w:eastAsia="zh-CN"/>
               </w:rPr>
-              <w:t>质量管理部经理：李伟</w:t>
+              <w:t>质量管理部经理：沈晓晖</w:t>
             </w:r>
           </w:p>
         </w:tc>
@@ -13063,7 +13063,7 @@
                 <w:vertAlign w:val="baseline"/>
                 <w:lang w:val="en-US" w:eastAsia="zh-CN"/>
               </w:rPr>
-              <w:t>金天宇</w:t>
+              <w:t>吴桀</w:t>
             </w:r>
           </w:p>
         </w:tc>
@@ -13402,7 +13402,7 @@
                 <w:spacing w:val="-1"/>
                 <w:lang w:eastAsia="zh-CN"/>
               </w:rPr>
-              <w:t>运维部经理:强宇涛</w:t>
+              <w:t>运维部经理:程方</w:t>
             </w:r>
           </w:p>
           <w:p>
@@ -13420,7 +13420,7 @@
                 <w:rFonts w:hint="eastAsia"/>
                 <w:lang w:eastAsia="zh-CN"/>
               </w:rPr>
-              <w:t>质量管理部经理：李伟</w:t>
+              <w:t>质量管理部经理：沈晓晖</w:t>
             </w:r>
           </w:p>
         </w:tc>
@@ -13510,7 +13510,7 @@
                 <w:vertAlign w:val="baseline"/>
                 <w:lang w:val="en-US" w:eastAsia="zh-CN"/>
               </w:rPr>
-              <w:t>金天宇</w:t>
+              <w:t>吴桀</w:t>
             </w:r>
           </w:p>
         </w:tc>
@@ -13912,7 +13912,7 @@
                 <w:spacing w:val="-1"/>
                 <w:lang w:eastAsia="zh-CN"/>
               </w:rPr>
-              <w:t>运维部经理:强宇涛</w:t>
+              <w:t>运维部经理:程方</w:t>
             </w:r>
           </w:p>
           <w:p>
@@ -13930,7 +13930,7 @@
                 <w:rFonts w:hint="eastAsia"/>
                 <w:lang w:eastAsia="zh-CN"/>
               </w:rPr>
-              <w:t>质量管理部经理：李伟</w:t>
+              <w:t>质量管理部经理：沈晓晖</w:t>
             </w:r>
           </w:p>
         </w:tc>
@@ -14040,7 +14040,7 @@
                 <w:vertAlign w:val="baseline"/>
                 <w:lang w:val="en-US" w:eastAsia="zh-CN"/>
               </w:rPr>
-              <w:t>金天宇</w:t>
+              <w:t>吴桀</w:t>
             </w:r>
           </w:p>
         </w:tc>
@@ -14415,7 +14415,7 @@
                 <w:spacing w:val="-1"/>
                 <w:lang w:eastAsia="zh-CN"/>
               </w:rPr>
-              <w:t>运维部经理:强宇涛</w:t>
+              <w:t>运维部经理:程方</w:t>
             </w:r>
           </w:p>
           <w:p>
@@ -14433,7 +14433,7 @@
                 <w:rFonts w:hint="eastAsia"/>
                 <w:lang w:eastAsia="zh-CN"/>
               </w:rPr>
-              <w:t>质量管理部经理：李伟</w:t>
+              <w:t>质量管理部经理：沈晓晖</w:t>
             </w:r>
           </w:p>
         </w:tc>
@@ -14525,7 +14525,7 @@
                 <w:vertAlign w:val="baseline"/>
                 <w:lang w:val="en-US" w:eastAsia="zh-CN"/>
               </w:rPr>
-              <w:t>金天宇</w:t>
+              <w:t>吴桀</w:t>
             </w:r>
           </w:p>
         </w:tc>
@@ -15292,7 +15292,7 @@
                 <w:spacing w:val="-1"/>
                 <w:lang w:eastAsia="zh-CN"/>
               </w:rPr>
-              <w:t>运维部经理:强宇涛</w:t>
+              <w:t>运维部经理:程方</w:t>
             </w:r>
           </w:p>
           <w:p>
@@ -15310,7 +15310,7 @@
                 <w:rFonts w:hint="eastAsia"/>
                 <w:lang w:eastAsia="zh-CN"/>
               </w:rPr>
-              <w:t>质量管理部经理：李伟</w:t>
+              <w:t>质量管理部经理：沈晓晖</w:t>
             </w:r>
           </w:p>
         </w:tc>
@@ -15384,7 +15384,7 @@
                 <w:vertAlign w:val="baseline"/>
                 <w:lang w:val="en-US" w:eastAsia="zh-CN"/>
               </w:rPr>
-              <w:t>金天宇</w:t>
+              <w:t>吴桀</w:t>
             </w:r>
           </w:p>
         </w:tc>
@@ -15674,7 +15674,7 @@
                 <w:spacing w:val="-1"/>
                 <w:lang w:eastAsia="zh-CN"/>
               </w:rPr>
-              <w:t>运维部经理:强宇涛</w:t>
+              <w:t>运维部经理:程方</w:t>
             </w:r>
           </w:p>
           <w:p>
@@ -15692,7 +15692,7 @@
                 <w:rFonts w:hint="eastAsia"/>
                 <w:lang w:eastAsia="zh-CN"/>
               </w:rPr>
-              <w:t>质量管理部经理：李伟</w:t>
+              <w:t>质量管理部经理：沈晓晖</w:t>
             </w:r>
           </w:p>
         </w:tc>
@@ -15766,7 +15766,7 @@
                 <w:vertAlign w:val="baseline"/>
                 <w:lang w:val="en-US" w:eastAsia="zh-CN"/>
               </w:rPr>
-              <w:t>金天宇</w:t>
+              <w:t>吴桀</w:t>
             </w:r>
           </w:p>
         </w:tc>
@@ -16101,7 +16101,7 @@
                 <w:spacing w:val="-1"/>
                 <w:lang w:eastAsia="zh-CN"/>
               </w:rPr>
-              <w:t>运维部经理:强宇涛</w:t>
+              <w:t>运维部经理:程方</w:t>
             </w:r>
           </w:p>
           <w:p>
@@ -16119,7 +16119,7 @@
                 <w:rFonts w:hint="eastAsia"/>
                 <w:lang w:eastAsia="zh-CN"/>
               </w:rPr>
-              <w:t>质量管理部经理：李伟</w:t>
+              <w:t>质量管理部经理：沈晓晖</w:t>
             </w:r>
           </w:p>
         </w:tc>
@@ -16211,7 +16211,7 @@
                 <w:vertAlign w:val="baseline"/>
                 <w:lang w:val="en-US" w:eastAsia="zh-CN"/>
               </w:rPr>
-              <w:t>金天宇</w:t>
+              <w:t>吴桀</w:t>
             </w:r>
           </w:p>
         </w:tc>
@@ -16562,7 +16562,7 @@
                 <w:spacing w:val="-1"/>
                 <w:lang w:eastAsia="zh-CN"/>
               </w:rPr>
-              <w:t>运维部经理:强宇涛</w:t>
+              <w:t>运维部经理:程方</w:t>
             </w:r>
           </w:p>
           <w:p>
@@ -16580,7 +16580,7 @@
                 <w:rFonts w:hint="eastAsia"/>
                 <w:lang w:eastAsia="zh-CN"/>
               </w:rPr>
-              <w:t>质量管理部经理：李伟</w:t>
+              <w:t>质量管理部经理：沈晓晖</w:t>
             </w:r>
           </w:p>
         </w:tc>
@@ -16672,7 +16672,7 @@
                 <w:vertAlign w:val="baseline"/>
                 <w:lang w:val="en-US" w:eastAsia="zh-CN"/>
               </w:rPr>
-              <w:t>金天宇</w:t>
+              <w:t>吴桀</w:t>
             </w:r>
           </w:p>
         </w:tc>
@@ -17739,7 +17739,7 @@
                 <w:spacing w:val="7"/>
                 <w:lang w:eastAsia="zh-CN"/>
               </w:rPr>
-              <w:t>研发部经理：金天宇</w:t>
+              <w:t>研发部经理：吴桀</w:t>
             </w:r>
           </w:p>
         </w:tc>
@@ -17939,7 +17939,7 @@
                 <w:vertAlign w:val="baseline"/>
                 <w:lang w:val="en-US" w:eastAsia="zh-CN"/>
               </w:rPr>
-              <w:t>强宇涛</w:t>
+              <w:t>程方</w:t>
             </w:r>
           </w:p>
         </w:tc>
@@ -18289,7 +18289,7 @@
                 <w:spacing w:val="7"/>
                 <w:lang w:eastAsia="zh-CN"/>
               </w:rPr>
-              <w:t>研发部经理：金天宇</w:t>
+              <w:t>研发部经理：吴桀</w:t>
             </w:r>
           </w:p>
         </w:tc>
@@ -18381,7 +18381,7 @@
                 <w:vertAlign w:val="baseline"/>
                 <w:lang w:val="en-US" w:eastAsia="zh-CN"/>
               </w:rPr>
-              <w:t>强宇涛</w:t>
+              <w:t>程方</w:t>
             </w:r>
           </w:p>
         </w:tc>
@@ -18675,7 +18675,7 @@
                 <w:spacing w:val="6"/>
                 <w:lang w:eastAsia="zh-CN"/>
               </w:rPr>
-              <w:t>研发部经理：金天宇</w:t>
+              <w:t>研发部经理：吴桀</w:t>
             </w:r>
           </w:p>
         </w:tc>
@@ -18767,7 +18767,7 @@
                 <w:vertAlign w:val="baseline"/>
                 <w:lang w:val="en-US" w:eastAsia="zh-CN"/>
               </w:rPr>
-              <w:t>强宇涛</w:t>
+              <w:t>程方</w:t>
             </w:r>
           </w:p>
         </w:tc>
@@ -19732,7 +19732,7 @@
                 <w:spacing w:val="8"/>
                 <w:lang w:eastAsia="zh-CN"/>
               </w:rPr>
-              <w:t>运维部经理:强宇涛</w:t>
+              <w:t>运维部经理:程方</w:t>
             </w:r>
           </w:p>
           <w:p>
@@ -19954,7 +19954,7 @@
                 <w:vertAlign w:val="baseline"/>
                 <w:lang w:val="en-US" w:eastAsia="zh-CN"/>
               </w:rPr>
-              <w:t>李伟</w:t>
+              <w:t>沈晓晖</w:t>
             </w:r>
           </w:p>
         </w:tc>
@@ -20381,7 +20381,7 @@
                 <w:spacing w:val="8"/>
                 <w:lang w:val="en-US" w:eastAsia="zh-CN"/>
               </w:rPr>
-              <w:t>强宇涛</w:t>
+              <w:t>程方</w:t>
             </w:r>
           </w:p>
         </w:tc>
@@ -20491,7 +20491,7 @@
                 <w:vertAlign w:val="baseline"/>
                 <w:lang w:val="en-US" w:eastAsia="zh-CN"/>
               </w:rPr>
-              <w:t>李伟</w:t>
+              <w:t>沈晓晖</w:t>
             </w:r>
           </w:p>
         </w:tc>
@@ -21636,7 +21636,7 @@
                 <w:spacing w:val="8"/>
                 <w:lang w:val="en-US" w:eastAsia="zh-CN"/>
               </w:rPr>
-              <w:t>强宇涛</w:t>
+              <w:t>程方</w:t>
             </w:r>
           </w:p>
         </w:tc>
@@ -21841,7 +21841,7 @@
                 <w:vertAlign w:val="baseline"/>
                 <w:lang w:val="en-US" w:eastAsia="zh-CN"/>
               </w:rPr>
-              <w:t>李伟</w:t>
+              <w:t>沈晓晖</w:t>
             </w:r>
           </w:p>
         </w:tc>
@@ -22287,7 +22287,7 @@
                 <w:spacing w:val="8"/>
                 <w:lang w:eastAsia="zh-CN"/>
               </w:rPr>
-              <w:t>运维部经理:强宇涛</w:t>
+              <w:t>运维部经理:程方</w:t>
             </w:r>
           </w:p>
           <w:p>
@@ -22427,7 +22427,7 @@
                 <w:vertAlign w:val="baseline"/>
                 <w:lang w:val="en-US" w:eastAsia="zh-CN"/>
               </w:rPr>
-              <w:t>李伟</w:t>
+              <w:t>沈晓晖</w:t>
             </w:r>
           </w:p>
         </w:tc>
@@ -23048,7 +23048,7 @@
                 <w:spacing w:val="8"/>
                 <w:lang w:eastAsia="zh-CN"/>
               </w:rPr>
-              <w:t>运维部经理:强宇涛</w:t>
+              <w:t>运维部经理:程方</w:t>
             </w:r>
           </w:p>
           <w:p>
@@ -23134,7 +23134,7 @@
                 <w:vertAlign w:val="baseline"/>
                 <w:lang w:val="en-US" w:eastAsia="zh-CN"/>
               </w:rPr>
-              <w:t>李伟</w:t>
+              <w:t>沈晓晖</w:t>
             </w:r>
           </w:p>
         </w:tc>
@@ -23547,7 +23547,7 @@
                 <w:spacing w:val="8"/>
                 <w:lang w:eastAsia="zh-CN"/>
               </w:rPr>
-              <w:t>运维部经理:强宇涛</w:t>
+              <w:t>运维部经理:程方</w:t>
             </w:r>
           </w:p>
           <w:p>
@@ -23676,7 +23676,7 @@
                 <w:vertAlign w:val="baseline"/>
                 <w:lang w:val="en-US" w:eastAsia="zh-CN"/>
               </w:rPr>
-              <w:t>李伟</w:t>
+              <w:t>沈晓晖</w:t>
             </w:r>
           </w:p>
         </w:tc>
@@ -24612,7 +24612,7 @@
                 <w:spacing w:val="8"/>
                 <w:lang w:eastAsia="zh-CN"/>
               </w:rPr>
-              <w:t>运维部经理:强宇涛</w:t>
+              <w:t>运维部经理:程方</w:t>
             </w:r>
           </w:p>
           <w:p>
@@ -24831,7 +24831,7 @@
                 <w:vertAlign w:val="baseline"/>
                 <w:lang w:val="en-US" w:eastAsia="zh-CN"/>
               </w:rPr>
-              <w:t>金天宇</w:t>
+              <w:t>吴桀</w:t>
             </w:r>
           </w:p>
         </w:tc>
@@ -25258,7 +25258,7 @@
                 <w:spacing w:val="8"/>
                 <w:lang w:eastAsia="zh-CN"/>
               </w:rPr>
-              <w:t>运维部经理:强宇涛</w:t>
+              <w:t>运维部经理:程方</w:t>
             </w:r>
           </w:p>
           <w:p>
@@ -25387,7 +25387,7 @@
                 <w:vertAlign w:val="baseline"/>
                 <w:lang w:val="en-US" w:eastAsia="zh-CN"/>
               </w:rPr>
-              <w:t>金天宇</w:t>
+              <w:t>吴桀</w:t>
             </w:r>
           </w:p>
         </w:tc>
@@ -26116,7 +26116,7 @@
                 <w:spacing w:val="8"/>
                 <w:lang w:eastAsia="zh-CN"/>
               </w:rPr>
-              <w:t>运维部经理:强宇涛</w:t>
+              <w:t>运维部经理:程方</w:t>
             </w:r>
           </w:p>
           <w:p>
@@ -26245,7 +26245,7 @@
                 <w:vertAlign w:val="baseline"/>
                 <w:lang w:val="en-US" w:eastAsia="zh-CN"/>
               </w:rPr>
-              <w:t>金天宇</w:t>
+              <w:t>吴桀</w:t>
             </w:r>
           </w:p>
         </w:tc>
@@ -26712,7 +26712,7 @@
                 <w:spacing w:val="8"/>
                 <w:lang w:eastAsia="zh-CN"/>
               </w:rPr>
-              <w:t>运维部经理:强宇涛</w:t>
+              <w:t>运维部经理:程方</w:t>
             </w:r>
           </w:p>
           <w:p>
@@ -26841,7 +26841,7 @@
                 <w:vertAlign w:val="baseline"/>
                 <w:lang w:val="en-US" w:eastAsia="zh-CN"/>
               </w:rPr>
-              <w:t>金天宇</w:t>
+              <w:t>吴桀</w:t>
             </w:r>
           </w:p>
         </w:tc>
@@ -27218,7 +27218,7 @@
                 <w:spacing w:val="8"/>
                 <w:lang w:eastAsia="zh-CN"/>
               </w:rPr>
-              <w:t>运维部经理:强宇涛</w:t>
+              <w:t>运维部经理:程方</w:t>
             </w:r>
           </w:p>
           <w:p>
@@ -27329,7 +27329,7 @@
                 <w:vertAlign w:val="baseline"/>
                 <w:lang w:val="en-US" w:eastAsia="zh-CN"/>
               </w:rPr>
-              <w:t>金天宇</w:t>
+              <w:t>吴桀</w:t>
             </w:r>
           </w:p>
         </w:tc>
@@ -28045,7 +28045,7 @@
                 <w:spacing w:val="8"/>
                 <w:lang w:eastAsia="zh-CN"/>
               </w:rPr>
-              <w:t>运维部经理:强宇涛</w:t>
+              <w:t>运维部经理:程方</w:t>
             </w:r>
           </w:p>
           <w:p>
@@ -28174,7 +28174,7 @@
                 <w:vertAlign w:val="baseline"/>
                 <w:lang w:val="en-US" w:eastAsia="zh-CN"/>
               </w:rPr>
-              <w:t>金天宇</w:t>
+              <w:t>吴桀</w:t>
             </w:r>
           </w:p>
         </w:tc>
@@ -29064,7 +29064,7 @@
                 <w:spacing w:val="8"/>
                 <w:lang w:eastAsia="zh-CN"/>
               </w:rPr>
-              <w:t>运维部经理:强宇涛</w:t>
+              <w:t>运维部经理:程方</w:t>
             </w:r>
           </w:p>
           <w:p>
@@ -29688,7 +29688,7 @@
                 <w:spacing w:val="8"/>
                 <w:lang w:eastAsia="zh-CN"/>
               </w:rPr>
-              <w:t>运维部经理:强宇涛</w:t>
+              <w:t>运维部经理:程方</w:t>
             </w:r>
           </w:p>
           <w:p>
@@ -30720,7 +30720,7 @@
                 <w:spacing w:val="8"/>
                 <w:lang w:eastAsia="zh-CN"/>
               </w:rPr>
-              <w:t>运维部经理:强宇涛</w:t>
+              <w:t>运维部经理:程方</w:t>
             </w:r>
           </w:p>
           <w:p>
@@ -31303,7 +31303,7 @@
                 <w:spacing w:val="8"/>
                 <w:lang w:eastAsia="zh-CN"/>
               </w:rPr>
-              <w:t>运维部经理:强宇涛</w:t>
+              <w:t>运维部经理:程方</w:t>
             </w:r>
           </w:p>
           <w:p>
@@ -31812,7 +31812,7 @@
                 <w:spacing w:val="8"/>
                 <w:lang w:eastAsia="zh-CN"/>
               </w:rPr>
-              <w:t>运维部经理:强宇涛</w:t>
+              <w:t>运维部经理:程方</w:t>
             </w:r>
           </w:p>
           <w:p>
@@ -32583,7 +32583,7 @@
                 <w:spacing w:val="8"/>
                 <w:lang w:eastAsia="zh-CN"/>
               </w:rPr>
-              <w:t>运维部经理:强宇涛</w:t>
+              <w:t>运维部经理:程方</w:t>
             </w:r>
           </w:p>
           <w:p>
@@ -33105,7 +33105,7 @@
                 <w:spacing w:val="8"/>
                 <w:lang w:eastAsia="zh-CN"/>
               </w:rPr>
-              <w:t>运维部经理:强宇涛</w:t>
+              <w:t>运维部经理:程方</w:t>
             </w:r>
           </w:p>
           <w:p>
@@ -33591,7 +33591,7 @@
                 <w:spacing w:val="8"/>
                 <w:lang w:eastAsia="zh-CN"/>
               </w:rPr>
-              <w:t>运维部经理:强宇涛</w:t>
+              <w:t>运维部经理:程方</w:t>
             </w:r>
           </w:p>
           <w:p>
@@ -34378,7 +34378,7 @@
                 <w:spacing w:val="8"/>
                 <w:lang w:eastAsia="zh-CN"/>
               </w:rPr>
-              <w:t>运维部经理:强宇涛</w:t>
+              <w:t>运维部经理:程方</w:t>
             </w:r>
           </w:p>
           <w:p>
@@ -34830,7 +34830,7 @@
                 <w:spacing w:val="8"/>
                 <w:lang w:eastAsia="zh-CN"/>
               </w:rPr>
-              <w:t>运维部经理:强宇涛</w:t>
+              <w:t>运维部经理:程方</w:t>
             </w:r>
           </w:p>
           <w:p>
@@ -35298,7 +35298,7 @@
                 <w:spacing w:val="8"/>
                 <w:lang w:eastAsia="zh-CN"/>
               </w:rPr>
-              <w:t>运维部经理:强宇涛</w:t>
+              <w:t>运维部经理:程方</w:t>
             </w:r>
           </w:p>
           <w:p>
